--- a/templates/output.docx
+++ b/templates/output.docx
@@ -390,6 +390,7 @@
                 <w:rFonts w:hint="eastAsia"/>
                 <w:szCs w:val="28"/>
               </w:rPr>
+              <w:fitText w:val="true"/>
             </w:pPr>
             <w:bookmarkStart w:id="0" w:name="A0101_1"/>
             <w:bookmarkEnd w:id="0"/>
@@ -555,6 +556,13 @@
                 <w:szCs w:val="28"/>
               </w:rPr>
               <w:t>{ChuShengNianYue}</w:t>
+            </w:r>
+            <w:r>
+              <w:rPr>
+                <w:rFonts w:hint="eastAsia"/>
+                <w:szCs w:val="28"/>
+              </w:rPr>
+              <w:t>（{NianLing}岁）</w:t>
             </w:r>
           </w:p>
           <w:p>
@@ -2309,7 +2317,7 @@
             <w:pPr>
               <w:pStyle w:val="Normal"/>
               <w:spacing w:lineRule="exact" w:line="320" w:before="60" w:after="0"/>
-              <w:ind w:hanging="2530" w:start="2710" w:end="100"/>
+              <w:ind w:hanging="0" w:start="113" w:end="113"/>
               <w:rPr>
                 <w:rFonts w:hint="eastAsia"/>
               </w:rPr>
@@ -3200,7 +3208,7 @@
                 <w:sz w:val="24"/>
                 <w:szCs w:val="28"/>
               </w:rPr>
-              <w:t>{ChengWei}</w:t>
+              <w:t>{#Item} {ChengWei}</w:t>
             </w:r>
           </w:p>
         </w:tc>
@@ -3224,6 +3232,7 @@
               <w:rPr>
                 <w:szCs w:val="28"/>
               </w:rPr>
+              <w:fitText w:val="true"/>
             </w:pPr>
             <w:r>
               <w:rPr>
@@ -3257,6 +3266,7 @@
               <w:rPr>
                 <w:szCs w:val="28"/>
               </w:rPr>
+              <w:t>{NianLing}</w:t>
             </w:r>
           </w:p>
         </w:tc>
@@ -3313,7 +3323,7 @@
               <w:rPr>
                 <w:szCs w:val="28"/>
               </w:rPr>
-              <w:t>{GongZuoDanWeiJiZhiWu}</w:t>
+              <w:t>{GongZuoDanWeiJiZhiWu} {/Item}</w:t>
             </w:r>
           </w:p>
         </w:tc>

--- a/templates/output.docx
+++ b/templates/output.docx
@@ -3324,1080 +3324,6 @@
                 <w:szCs w:val="28"/>
               </w:rPr>
               <w:t>{GongZuoDanWeiJiZhiWu} {/Item}</w:t>
-            </w:r>
-          </w:p>
-        </w:tc>
-      </w:tr>
-      <w:tr>
-        <w:trPr>
-          <w:trHeight w:val="697" w:hRule="exact"/>
-          <w:cantSplit/>
-        </w:trPr>
-        <w:tc>
-          <w:tcPr>
-            <w:tcW w:w="742" w:type="dxa"/>
-            <w:vMerge w:val="continue"/>
-            <w:tcBorders>
-              <w:top w:val="single" w:sz="8" w:space="0" w:color="000000"/>
-              <w:start w:val="single" w:sz="12" w:space="0" w:color="000000"/>
-              <w:bottom w:val="single" w:sz="8" w:space="0" w:color="000000"/>
-              <w:end w:val="single" w:sz="8" w:space="0" w:color="000000"/>
-            </w:tcBorders>
-            <w:vAlign w:val="center"/>
-          </w:tcPr>
-          <w:p>
-            <w:pPr>
-              <w:pStyle w:val="Normal"/>
-              <w:spacing w:lineRule="atLeast" w:line="0"/>
-              <w:ind w:start="113" w:end="113"/>
-              <w:jc w:val="center"/>
-              <w:rPr>
-                <w:rFonts w:hint="eastAsia"/>
-                <w:sz w:val="24"/>
-                <w:szCs w:val="28"/>
-              </w:rPr>
-            </w:pPr>
-            <w:r>
-              <w:rPr>
-                <w:rFonts w:hint="eastAsia"/>
-                <w:sz w:val="24"/>
-                <w:szCs w:val="28"/>
-              </w:rPr>
-            </w:r>
-          </w:p>
-        </w:tc>
-        <w:tc>
-          <w:tcPr>
-            <w:tcW w:w="1092" w:type="dxa"/>
-            <w:tcBorders>
-              <w:top w:val="single" w:sz="8" w:space="0" w:color="000000"/>
-              <w:start w:val="single" w:sz="8" w:space="0" w:color="000000"/>
-              <w:bottom w:val="single" w:sz="8" w:space="0" w:color="000000"/>
-              <w:end w:val="single" w:sz="8" w:space="0" w:color="000000"/>
-            </w:tcBorders>
-            <w:vAlign w:val="center"/>
-          </w:tcPr>
-          <w:p>
-            <w:pPr>
-              <w:pStyle w:val="Normal"/>
-              <w:spacing w:lineRule="exact" w:line="320"/>
-              <w:jc w:val="center"/>
-              <w:rPr>
-                <w:rFonts w:hint="eastAsia"/>
-                <w:sz w:val="24"/>
-                <w:szCs w:val="28"/>
-              </w:rPr>
-            </w:pPr>
-            <w:r>
-              <w:rPr>
-                <w:rFonts w:hint="eastAsia"/>
-                <w:sz w:val="24"/>
-                <w:szCs w:val="28"/>
-              </w:rPr>
-            </w:r>
-          </w:p>
-        </w:tc>
-        <w:tc>
-          <w:tcPr>
-            <w:tcW w:w="1274" w:type="dxa"/>
-            <w:tcBorders>
-              <w:top w:val="single" w:sz="8" w:space="0" w:color="000000"/>
-              <w:start w:val="single" w:sz="8" w:space="0" w:color="000000"/>
-              <w:bottom w:val="single" w:sz="8" w:space="0" w:color="000000"/>
-              <w:end w:val="single" w:sz="8" w:space="0" w:color="000000"/>
-            </w:tcBorders>
-            <w:vAlign w:val="center"/>
-          </w:tcPr>
-          <w:p>
-            <w:pPr>
-              <w:pStyle w:val="Normal"/>
-              <w:kinsoku w:val="false"/>
-              <w:spacing w:lineRule="exact" w:line="320"/>
-              <w:jc w:val="center"/>
-              <w:rPr>
-                <w:szCs w:val="28"/>
-              </w:rPr>
-            </w:pPr>
-            <w:r>
-              <w:rPr>
-                <w:szCs w:val="28"/>
-              </w:rPr>
-            </w:r>
-          </w:p>
-        </w:tc>
-        <w:tc>
-          <w:tcPr>
-            <w:tcW w:w="574" w:type="dxa"/>
-            <w:tcBorders>
-              <w:top w:val="single" w:sz="8" w:space="0" w:color="000000"/>
-              <w:start w:val="single" w:sz="8" w:space="0" w:color="000000"/>
-              <w:bottom w:val="single" w:sz="8" w:space="0" w:color="000000"/>
-              <w:end w:val="single" w:sz="8" w:space="0" w:color="000000"/>
-            </w:tcBorders>
-            <w:vAlign w:val="center"/>
-          </w:tcPr>
-          <w:p>
-            <w:pPr>
-              <w:pStyle w:val="Normal"/>
-              <w:spacing w:lineRule="exact" w:line="320"/>
-              <w:jc w:val="center"/>
-              <w:rPr>
-                <w:szCs w:val="28"/>
-              </w:rPr>
-            </w:pPr>
-            <w:r>
-              <w:rPr>
-                <w:szCs w:val="28"/>
-              </w:rPr>
-            </w:r>
-          </w:p>
-        </w:tc>
-        <w:tc>
-          <w:tcPr>
-            <w:tcW w:w="1008" w:type="dxa"/>
-            <w:tcBorders>
-              <w:top w:val="single" w:sz="8" w:space="0" w:color="000000"/>
-              <w:start w:val="single" w:sz="8" w:space="0" w:color="000000"/>
-              <w:bottom w:val="single" w:sz="8" w:space="0" w:color="000000"/>
-              <w:end w:val="single" w:sz="8" w:space="0" w:color="000000"/>
-            </w:tcBorders>
-            <w:vAlign w:val="center"/>
-          </w:tcPr>
-          <w:p>
-            <w:pPr>
-              <w:pStyle w:val="Normal"/>
-              <w:spacing w:lineRule="exact" w:line="320"/>
-              <w:jc w:val="center"/>
-              <w:rPr>
-                <w:szCs w:val="28"/>
-              </w:rPr>
-            </w:pPr>
-            <w:r>
-              <w:rPr>
-                <w:szCs w:val="28"/>
-              </w:rPr>
-            </w:r>
-          </w:p>
-        </w:tc>
-        <w:tc>
-          <w:tcPr>
-            <w:tcW w:w="4731" w:type="dxa"/>
-            <w:gridSpan w:val="3"/>
-            <w:tcBorders>
-              <w:top w:val="single" w:sz="8" w:space="0" w:color="000000"/>
-              <w:start w:val="single" w:sz="8" w:space="0" w:color="000000"/>
-              <w:bottom w:val="single" w:sz="8" w:space="0" w:color="000000"/>
-              <w:end w:val="single" w:sz="12" w:space="0" w:color="000000"/>
-            </w:tcBorders>
-            <w:vAlign w:val="center"/>
-          </w:tcPr>
-          <w:p>
-            <w:pPr>
-              <w:pStyle w:val="Normal"/>
-              <w:spacing w:lineRule="exact" w:line="320"/>
-              <w:rPr>
-                <w:szCs w:val="28"/>
-              </w:rPr>
-            </w:pPr>
-            <w:r>
-              <w:rPr>
-                <w:szCs w:val="28"/>
-              </w:rPr>
-            </w:r>
-          </w:p>
-        </w:tc>
-      </w:tr>
-      <w:tr>
-        <w:trPr>
-          <w:trHeight w:val="697" w:hRule="exact"/>
-          <w:cantSplit/>
-        </w:trPr>
-        <w:tc>
-          <w:tcPr>
-            <w:tcW w:w="742" w:type="dxa"/>
-            <w:vMerge w:val="continue"/>
-            <w:tcBorders>
-              <w:top w:val="single" w:sz="8" w:space="0" w:color="000000"/>
-              <w:start w:val="single" w:sz="12" w:space="0" w:color="000000"/>
-              <w:bottom w:val="single" w:sz="8" w:space="0" w:color="000000"/>
-              <w:end w:val="single" w:sz="8" w:space="0" w:color="000000"/>
-            </w:tcBorders>
-            <w:vAlign w:val="center"/>
-          </w:tcPr>
-          <w:p>
-            <w:pPr>
-              <w:pStyle w:val="Normal"/>
-              <w:spacing w:lineRule="atLeast" w:line="0"/>
-              <w:ind w:start="113" w:end="113"/>
-              <w:jc w:val="center"/>
-              <w:rPr>
-                <w:rFonts w:hint="eastAsia"/>
-                <w:sz w:val="24"/>
-                <w:szCs w:val="28"/>
-              </w:rPr>
-            </w:pPr>
-            <w:r>
-              <w:rPr>
-                <w:rFonts w:hint="eastAsia"/>
-                <w:sz w:val="24"/>
-                <w:szCs w:val="28"/>
-              </w:rPr>
-            </w:r>
-          </w:p>
-        </w:tc>
-        <w:tc>
-          <w:tcPr>
-            <w:tcW w:w="1092" w:type="dxa"/>
-            <w:tcBorders>
-              <w:top w:val="single" w:sz="8" w:space="0" w:color="000000"/>
-              <w:start w:val="single" w:sz="8" w:space="0" w:color="000000"/>
-              <w:bottom w:val="single" w:sz="8" w:space="0" w:color="000000"/>
-              <w:end w:val="single" w:sz="8" w:space="0" w:color="000000"/>
-            </w:tcBorders>
-            <w:vAlign w:val="center"/>
-          </w:tcPr>
-          <w:p>
-            <w:pPr>
-              <w:pStyle w:val="Normal"/>
-              <w:spacing w:lineRule="exact" w:line="320"/>
-              <w:jc w:val="center"/>
-              <w:rPr>
-                <w:rFonts w:hint="eastAsia"/>
-                <w:sz w:val="24"/>
-                <w:szCs w:val="28"/>
-              </w:rPr>
-            </w:pPr>
-            <w:r>
-              <w:rPr>
-                <w:rFonts w:hint="eastAsia"/>
-                <w:sz w:val="24"/>
-                <w:szCs w:val="28"/>
-              </w:rPr>
-            </w:r>
-          </w:p>
-        </w:tc>
-        <w:tc>
-          <w:tcPr>
-            <w:tcW w:w="1274" w:type="dxa"/>
-            <w:tcBorders>
-              <w:top w:val="single" w:sz="8" w:space="0" w:color="000000"/>
-              <w:start w:val="single" w:sz="8" w:space="0" w:color="000000"/>
-              <w:bottom w:val="single" w:sz="8" w:space="0" w:color="000000"/>
-              <w:end w:val="single" w:sz="8" w:space="0" w:color="000000"/>
-            </w:tcBorders>
-            <w:vAlign w:val="center"/>
-          </w:tcPr>
-          <w:p>
-            <w:pPr>
-              <w:pStyle w:val="Normal"/>
-              <w:kinsoku w:val="false"/>
-              <w:spacing w:lineRule="exact" w:line="320"/>
-              <w:jc w:val="center"/>
-              <w:rPr>
-                <w:szCs w:val="28"/>
-              </w:rPr>
-            </w:pPr>
-            <w:r>
-              <w:rPr>
-                <w:szCs w:val="28"/>
-              </w:rPr>
-            </w:r>
-          </w:p>
-        </w:tc>
-        <w:tc>
-          <w:tcPr>
-            <w:tcW w:w="574" w:type="dxa"/>
-            <w:tcBorders>
-              <w:top w:val="single" w:sz="8" w:space="0" w:color="000000"/>
-              <w:start w:val="single" w:sz="8" w:space="0" w:color="000000"/>
-              <w:bottom w:val="single" w:sz="8" w:space="0" w:color="000000"/>
-              <w:end w:val="single" w:sz="8" w:space="0" w:color="000000"/>
-            </w:tcBorders>
-            <w:vAlign w:val="center"/>
-          </w:tcPr>
-          <w:p>
-            <w:pPr>
-              <w:pStyle w:val="Normal"/>
-              <w:spacing w:lineRule="exact" w:line="320"/>
-              <w:jc w:val="center"/>
-              <w:rPr>
-                <w:szCs w:val="28"/>
-              </w:rPr>
-            </w:pPr>
-            <w:r>
-              <w:rPr>
-                <w:szCs w:val="28"/>
-              </w:rPr>
-            </w:r>
-          </w:p>
-        </w:tc>
-        <w:tc>
-          <w:tcPr>
-            <w:tcW w:w="1008" w:type="dxa"/>
-            <w:tcBorders>
-              <w:top w:val="single" w:sz="8" w:space="0" w:color="000000"/>
-              <w:start w:val="single" w:sz="8" w:space="0" w:color="000000"/>
-              <w:bottom w:val="single" w:sz="8" w:space="0" w:color="000000"/>
-              <w:end w:val="single" w:sz="8" w:space="0" w:color="000000"/>
-            </w:tcBorders>
-            <w:vAlign w:val="center"/>
-          </w:tcPr>
-          <w:p>
-            <w:pPr>
-              <w:pStyle w:val="Normal"/>
-              <w:spacing w:lineRule="exact" w:line="320"/>
-              <w:jc w:val="center"/>
-              <w:rPr>
-                <w:szCs w:val="28"/>
-              </w:rPr>
-            </w:pPr>
-            <w:r>
-              <w:rPr>
-                <w:szCs w:val="28"/>
-              </w:rPr>
-            </w:r>
-          </w:p>
-        </w:tc>
-        <w:tc>
-          <w:tcPr>
-            <w:tcW w:w="4731" w:type="dxa"/>
-            <w:gridSpan w:val="3"/>
-            <w:tcBorders>
-              <w:top w:val="single" w:sz="8" w:space="0" w:color="000000"/>
-              <w:start w:val="single" w:sz="8" w:space="0" w:color="000000"/>
-              <w:bottom w:val="single" w:sz="8" w:space="0" w:color="000000"/>
-              <w:end w:val="single" w:sz="12" w:space="0" w:color="000000"/>
-            </w:tcBorders>
-            <w:vAlign w:val="center"/>
-          </w:tcPr>
-          <w:p>
-            <w:pPr>
-              <w:pStyle w:val="Normal"/>
-              <w:spacing w:lineRule="exact" w:line="320"/>
-              <w:rPr>
-                <w:szCs w:val="28"/>
-              </w:rPr>
-            </w:pPr>
-            <w:r>
-              <w:rPr>
-                <w:szCs w:val="28"/>
-              </w:rPr>
-            </w:r>
-          </w:p>
-        </w:tc>
-      </w:tr>
-      <w:tr>
-        <w:trPr>
-          <w:trHeight w:val="697" w:hRule="exact"/>
-          <w:cantSplit/>
-        </w:trPr>
-        <w:tc>
-          <w:tcPr>
-            <w:tcW w:w="742" w:type="dxa"/>
-            <w:vMerge w:val="continue"/>
-            <w:tcBorders>
-              <w:top w:val="single" w:sz="8" w:space="0" w:color="000000"/>
-              <w:start w:val="single" w:sz="12" w:space="0" w:color="000000"/>
-              <w:bottom w:val="single" w:sz="8" w:space="0" w:color="000000"/>
-              <w:end w:val="single" w:sz="8" w:space="0" w:color="000000"/>
-            </w:tcBorders>
-            <w:vAlign w:val="center"/>
-          </w:tcPr>
-          <w:p>
-            <w:pPr>
-              <w:pStyle w:val="Normal"/>
-              <w:spacing w:lineRule="atLeast" w:line="0"/>
-              <w:ind w:start="113" w:end="113"/>
-              <w:jc w:val="center"/>
-              <w:rPr>
-                <w:rFonts w:hint="eastAsia"/>
-                <w:sz w:val="24"/>
-                <w:szCs w:val="28"/>
-              </w:rPr>
-            </w:pPr>
-            <w:r>
-              <w:rPr>
-                <w:rFonts w:hint="eastAsia"/>
-                <w:sz w:val="24"/>
-                <w:szCs w:val="28"/>
-              </w:rPr>
-            </w:r>
-          </w:p>
-        </w:tc>
-        <w:tc>
-          <w:tcPr>
-            <w:tcW w:w="1092" w:type="dxa"/>
-            <w:tcBorders>
-              <w:top w:val="single" w:sz="8" w:space="0" w:color="000000"/>
-              <w:start w:val="single" w:sz="8" w:space="0" w:color="000000"/>
-              <w:bottom w:val="single" w:sz="8" w:space="0" w:color="000000"/>
-              <w:end w:val="single" w:sz="8" w:space="0" w:color="000000"/>
-            </w:tcBorders>
-            <w:vAlign w:val="center"/>
-          </w:tcPr>
-          <w:p>
-            <w:pPr>
-              <w:pStyle w:val="Normal"/>
-              <w:spacing w:lineRule="exact" w:line="320"/>
-              <w:jc w:val="center"/>
-              <w:rPr>
-                <w:rFonts w:hint="eastAsia"/>
-                <w:sz w:val="24"/>
-                <w:szCs w:val="28"/>
-              </w:rPr>
-            </w:pPr>
-            <w:r>
-              <w:rPr>
-                <w:rFonts w:hint="eastAsia"/>
-                <w:sz w:val="24"/>
-                <w:szCs w:val="28"/>
-              </w:rPr>
-            </w:r>
-          </w:p>
-        </w:tc>
-        <w:tc>
-          <w:tcPr>
-            <w:tcW w:w="1274" w:type="dxa"/>
-            <w:tcBorders>
-              <w:top w:val="single" w:sz="8" w:space="0" w:color="000000"/>
-              <w:start w:val="single" w:sz="8" w:space="0" w:color="000000"/>
-              <w:bottom w:val="single" w:sz="8" w:space="0" w:color="000000"/>
-              <w:end w:val="single" w:sz="8" w:space="0" w:color="000000"/>
-            </w:tcBorders>
-            <w:vAlign w:val="center"/>
-          </w:tcPr>
-          <w:p>
-            <w:pPr>
-              <w:pStyle w:val="Normal"/>
-              <w:kinsoku w:val="false"/>
-              <w:spacing w:lineRule="exact" w:line="320"/>
-              <w:jc w:val="center"/>
-              <w:rPr>
-                <w:szCs w:val="28"/>
-              </w:rPr>
-            </w:pPr>
-            <w:r>
-              <w:rPr>
-                <w:szCs w:val="28"/>
-              </w:rPr>
-            </w:r>
-          </w:p>
-        </w:tc>
-        <w:tc>
-          <w:tcPr>
-            <w:tcW w:w="574" w:type="dxa"/>
-            <w:tcBorders>
-              <w:top w:val="single" w:sz="8" w:space="0" w:color="000000"/>
-              <w:start w:val="single" w:sz="8" w:space="0" w:color="000000"/>
-              <w:bottom w:val="single" w:sz="8" w:space="0" w:color="000000"/>
-              <w:end w:val="single" w:sz="8" w:space="0" w:color="000000"/>
-            </w:tcBorders>
-            <w:vAlign w:val="center"/>
-          </w:tcPr>
-          <w:p>
-            <w:pPr>
-              <w:pStyle w:val="Normal"/>
-              <w:spacing w:lineRule="exact" w:line="320"/>
-              <w:jc w:val="center"/>
-              <w:rPr>
-                <w:szCs w:val="28"/>
-              </w:rPr>
-            </w:pPr>
-            <w:r>
-              <w:rPr>
-                <w:szCs w:val="28"/>
-              </w:rPr>
-            </w:r>
-          </w:p>
-        </w:tc>
-        <w:tc>
-          <w:tcPr>
-            <w:tcW w:w="1008" w:type="dxa"/>
-            <w:tcBorders>
-              <w:top w:val="single" w:sz="8" w:space="0" w:color="000000"/>
-              <w:start w:val="single" w:sz="8" w:space="0" w:color="000000"/>
-              <w:bottom w:val="single" w:sz="8" w:space="0" w:color="000000"/>
-              <w:end w:val="single" w:sz="8" w:space="0" w:color="000000"/>
-            </w:tcBorders>
-            <w:vAlign w:val="center"/>
-          </w:tcPr>
-          <w:p>
-            <w:pPr>
-              <w:pStyle w:val="Normal"/>
-              <w:spacing w:lineRule="exact" w:line="320"/>
-              <w:jc w:val="center"/>
-              <w:rPr>
-                <w:szCs w:val="28"/>
-              </w:rPr>
-            </w:pPr>
-            <w:r>
-              <w:rPr>
-                <w:szCs w:val="28"/>
-              </w:rPr>
-            </w:r>
-          </w:p>
-        </w:tc>
-        <w:tc>
-          <w:tcPr>
-            <w:tcW w:w="4731" w:type="dxa"/>
-            <w:gridSpan w:val="3"/>
-            <w:tcBorders>
-              <w:top w:val="single" w:sz="8" w:space="0" w:color="000000"/>
-              <w:start w:val="single" w:sz="8" w:space="0" w:color="000000"/>
-              <w:bottom w:val="single" w:sz="8" w:space="0" w:color="000000"/>
-              <w:end w:val="single" w:sz="12" w:space="0" w:color="000000"/>
-            </w:tcBorders>
-            <w:vAlign w:val="center"/>
-          </w:tcPr>
-          <w:p>
-            <w:pPr>
-              <w:pStyle w:val="Normal"/>
-              <w:spacing w:lineRule="exact" w:line="320"/>
-              <w:rPr>
-                <w:szCs w:val="28"/>
-              </w:rPr>
-            </w:pPr>
-            <w:r>
-              <w:rPr>
-                <w:szCs w:val="28"/>
-              </w:rPr>
-            </w:r>
-          </w:p>
-        </w:tc>
-      </w:tr>
-      <w:tr>
-        <w:trPr>
-          <w:trHeight w:val="697" w:hRule="exact"/>
-          <w:cantSplit/>
-        </w:trPr>
-        <w:tc>
-          <w:tcPr>
-            <w:tcW w:w="742" w:type="dxa"/>
-            <w:vMerge w:val="continue"/>
-            <w:tcBorders>
-              <w:top w:val="single" w:sz="8" w:space="0" w:color="000000"/>
-              <w:start w:val="single" w:sz="12" w:space="0" w:color="000000"/>
-              <w:bottom w:val="single" w:sz="8" w:space="0" w:color="000000"/>
-              <w:end w:val="single" w:sz="8" w:space="0" w:color="000000"/>
-            </w:tcBorders>
-            <w:vAlign w:val="center"/>
-          </w:tcPr>
-          <w:p>
-            <w:pPr>
-              <w:pStyle w:val="Normal"/>
-              <w:spacing w:lineRule="atLeast" w:line="0"/>
-              <w:ind w:start="113" w:end="113"/>
-              <w:jc w:val="center"/>
-              <w:rPr>
-                <w:rFonts w:hint="eastAsia"/>
-                <w:sz w:val="24"/>
-                <w:szCs w:val="28"/>
-              </w:rPr>
-            </w:pPr>
-            <w:r>
-              <w:rPr>
-                <w:rFonts w:hint="eastAsia"/>
-                <w:sz w:val="24"/>
-                <w:szCs w:val="28"/>
-              </w:rPr>
-            </w:r>
-          </w:p>
-        </w:tc>
-        <w:tc>
-          <w:tcPr>
-            <w:tcW w:w="1092" w:type="dxa"/>
-            <w:tcBorders>
-              <w:top w:val="single" w:sz="8" w:space="0" w:color="000000"/>
-              <w:start w:val="single" w:sz="8" w:space="0" w:color="000000"/>
-              <w:bottom w:val="single" w:sz="8" w:space="0" w:color="000000"/>
-              <w:end w:val="single" w:sz="8" w:space="0" w:color="000000"/>
-            </w:tcBorders>
-            <w:vAlign w:val="center"/>
-          </w:tcPr>
-          <w:p>
-            <w:pPr>
-              <w:pStyle w:val="Normal"/>
-              <w:spacing w:lineRule="exact" w:line="320"/>
-              <w:jc w:val="center"/>
-              <w:rPr>
-                <w:rFonts w:hint="eastAsia"/>
-                <w:sz w:val="24"/>
-                <w:szCs w:val="28"/>
-              </w:rPr>
-            </w:pPr>
-            <w:r>
-              <w:rPr>
-                <w:rFonts w:hint="eastAsia"/>
-                <w:sz w:val="24"/>
-                <w:szCs w:val="28"/>
-              </w:rPr>
-            </w:r>
-          </w:p>
-        </w:tc>
-        <w:tc>
-          <w:tcPr>
-            <w:tcW w:w="1274" w:type="dxa"/>
-            <w:tcBorders>
-              <w:top w:val="single" w:sz="8" w:space="0" w:color="000000"/>
-              <w:start w:val="single" w:sz="8" w:space="0" w:color="000000"/>
-              <w:bottom w:val="single" w:sz="8" w:space="0" w:color="000000"/>
-              <w:end w:val="single" w:sz="8" w:space="0" w:color="000000"/>
-            </w:tcBorders>
-            <w:vAlign w:val="center"/>
-          </w:tcPr>
-          <w:p>
-            <w:pPr>
-              <w:pStyle w:val="Normal"/>
-              <w:kinsoku w:val="false"/>
-              <w:spacing w:lineRule="exact" w:line="320"/>
-              <w:jc w:val="center"/>
-              <w:rPr>
-                <w:szCs w:val="28"/>
-              </w:rPr>
-            </w:pPr>
-            <w:r>
-              <w:rPr>
-                <w:szCs w:val="28"/>
-              </w:rPr>
-            </w:r>
-          </w:p>
-        </w:tc>
-        <w:tc>
-          <w:tcPr>
-            <w:tcW w:w="574" w:type="dxa"/>
-            <w:tcBorders>
-              <w:top w:val="single" w:sz="8" w:space="0" w:color="000000"/>
-              <w:start w:val="single" w:sz="8" w:space="0" w:color="000000"/>
-              <w:bottom w:val="single" w:sz="8" w:space="0" w:color="000000"/>
-              <w:end w:val="single" w:sz="8" w:space="0" w:color="000000"/>
-            </w:tcBorders>
-            <w:vAlign w:val="center"/>
-          </w:tcPr>
-          <w:p>
-            <w:pPr>
-              <w:pStyle w:val="Normal"/>
-              <w:spacing w:lineRule="exact" w:line="320"/>
-              <w:jc w:val="center"/>
-              <w:rPr>
-                <w:szCs w:val="28"/>
-              </w:rPr>
-            </w:pPr>
-            <w:r>
-              <w:rPr>
-                <w:szCs w:val="28"/>
-              </w:rPr>
-            </w:r>
-          </w:p>
-        </w:tc>
-        <w:tc>
-          <w:tcPr>
-            <w:tcW w:w="1008" w:type="dxa"/>
-            <w:tcBorders>
-              <w:top w:val="single" w:sz="8" w:space="0" w:color="000000"/>
-              <w:start w:val="single" w:sz="8" w:space="0" w:color="000000"/>
-              <w:bottom w:val="single" w:sz="8" w:space="0" w:color="000000"/>
-              <w:end w:val="single" w:sz="8" w:space="0" w:color="000000"/>
-            </w:tcBorders>
-            <w:vAlign w:val="center"/>
-          </w:tcPr>
-          <w:p>
-            <w:pPr>
-              <w:pStyle w:val="Normal"/>
-              <w:spacing w:lineRule="exact" w:line="320"/>
-              <w:jc w:val="center"/>
-              <w:rPr>
-                <w:szCs w:val="28"/>
-              </w:rPr>
-            </w:pPr>
-            <w:r>
-              <w:rPr>
-                <w:szCs w:val="28"/>
-              </w:rPr>
-            </w:r>
-          </w:p>
-        </w:tc>
-        <w:tc>
-          <w:tcPr>
-            <w:tcW w:w="4731" w:type="dxa"/>
-            <w:gridSpan w:val="3"/>
-            <w:tcBorders>
-              <w:top w:val="single" w:sz="8" w:space="0" w:color="000000"/>
-              <w:start w:val="single" w:sz="8" w:space="0" w:color="000000"/>
-              <w:bottom w:val="single" w:sz="8" w:space="0" w:color="000000"/>
-              <w:end w:val="single" w:sz="12" w:space="0" w:color="000000"/>
-            </w:tcBorders>
-            <w:vAlign w:val="center"/>
-          </w:tcPr>
-          <w:p>
-            <w:pPr>
-              <w:pStyle w:val="Normal"/>
-              <w:spacing w:lineRule="exact" w:line="320"/>
-              <w:rPr>
-                <w:szCs w:val="28"/>
-              </w:rPr>
-            </w:pPr>
-            <w:r>
-              <w:rPr>
-                <w:szCs w:val="28"/>
-              </w:rPr>
-            </w:r>
-          </w:p>
-        </w:tc>
-      </w:tr>
-      <w:tr>
-        <w:trPr>
-          <w:trHeight w:val="697" w:hRule="exact"/>
-          <w:cantSplit/>
-        </w:trPr>
-        <w:tc>
-          <w:tcPr>
-            <w:tcW w:w="742" w:type="dxa"/>
-            <w:vMerge w:val="continue"/>
-            <w:tcBorders>
-              <w:top w:val="single" w:sz="8" w:space="0" w:color="000000"/>
-              <w:start w:val="single" w:sz="12" w:space="0" w:color="000000"/>
-              <w:bottom w:val="single" w:sz="8" w:space="0" w:color="000000"/>
-              <w:end w:val="single" w:sz="8" w:space="0" w:color="000000"/>
-            </w:tcBorders>
-            <w:vAlign w:val="center"/>
-          </w:tcPr>
-          <w:p>
-            <w:pPr>
-              <w:pStyle w:val="Normal"/>
-              <w:spacing w:lineRule="atLeast" w:line="0"/>
-              <w:ind w:start="113" w:end="113"/>
-              <w:jc w:val="center"/>
-              <w:rPr>
-                <w:rFonts w:hint="eastAsia"/>
-                <w:sz w:val="24"/>
-                <w:szCs w:val="28"/>
-              </w:rPr>
-            </w:pPr>
-            <w:r>
-              <w:rPr>
-                <w:rFonts w:hint="eastAsia"/>
-                <w:sz w:val="24"/>
-                <w:szCs w:val="28"/>
-              </w:rPr>
-            </w:r>
-          </w:p>
-        </w:tc>
-        <w:tc>
-          <w:tcPr>
-            <w:tcW w:w="1092" w:type="dxa"/>
-            <w:tcBorders>
-              <w:top w:val="single" w:sz="8" w:space="0" w:color="000000"/>
-              <w:start w:val="single" w:sz="8" w:space="0" w:color="000000"/>
-              <w:bottom w:val="single" w:sz="8" w:space="0" w:color="000000"/>
-              <w:end w:val="single" w:sz="8" w:space="0" w:color="000000"/>
-            </w:tcBorders>
-            <w:vAlign w:val="center"/>
-          </w:tcPr>
-          <w:p>
-            <w:pPr>
-              <w:pStyle w:val="Normal"/>
-              <w:spacing w:lineRule="exact" w:line="320"/>
-              <w:jc w:val="center"/>
-              <w:rPr>
-                <w:rFonts w:hint="eastAsia"/>
-                <w:sz w:val="24"/>
-                <w:szCs w:val="28"/>
-              </w:rPr>
-            </w:pPr>
-            <w:r>
-              <w:rPr>
-                <w:rFonts w:hint="eastAsia"/>
-                <w:sz w:val="24"/>
-                <w:szCs w:val="28"/>
-              </w:rPr>
-            </w:r>
-          </w:p>
-        </w:tc>
-        <w:tc>
-          <w:tcPr>
-            <w:tcW w:w="1274" w:type="dxa"/>
-            <w:tcBorders>
-              <w:top w:val="single" w:sz="8" w:space="0" w:color="000000"/>
-              <w:start w:val="single" w:sz="8" w:space="0" w:color="000000"/>
-              <w:bottom w:val="single" w:sz="8" w:space="0" w:color="000000"/>
-              <w:end w:val="single" w:sz="8" w:space="0" w:color="000000"/>
-            </w:tcBorders>
-            <w:vAlign w:val="center"/>
-          </w:tcPr>
-          <w:p>
-            <w:pPr>
-              <w:pStyle w:val="Normal"/>
-              <w:kinsoku w:val="false"/>
-              <w:spacing w:lineRule="exact" w:line="320"/>
-              <w:jc w:val="center"/>
-              <w:rPr>
-                <w:szCs w:val="28"/>
-              </w:rPr>
-            </w:pPr>
-            <w:r>
-              <w:rPr>
-                <w:szCs w:val="28"/>
-              </w:rPr>
-            </w:r>
-          </w:p>
-        </w:tc>
-        <w:tc>
-          <w:tcPr>
-            <w:tcW w:w="574" w:type="dxa"/>
-            <w:tcBorders>
-              <w:top w:val="single" w:sz="8" w:space="0" w:color="000000"/>
-              <w:start w:val="single" w:sz="8" w:space="0" w:color="000000"/>
-              <w:bottom w:val="single" w:sz="8" w:space="0" w:color="000000"/>
-              <w:end w:val="single" w:sz="8" w:space="0" w:color="000000"/>
-            </w:tcBorders>
-            <w:vAlign w:val="center"/>
-          </w:tcPr>
-          <w:p>
-            <w:pPr>
-              <w:pStyle w:val="Normal"/>
-              <w:spacing w:lineRule="exact" w:line="320"/>
-              <w:jc w:val="center"/>
-              <w:rPr>
-                <w:szCs w:val="28"/>
-              </w:rPr>
-            </w:pPr>
-            <w:r>
-              <w:rPr>
-                <w:szCs w:val="28"/>
-              </w:rPr>
-            </w:r>
-          </w:p>
-        </w:tc>
-        <w:tc>
-          <w:tcPr>
-            <w:tcW w:w="1008" w:type="dxa"/>
-            <w:tcBorders>
-              <w:top w:val="single" w:sz="8" w:space="0" w:color="000000"/>
-              <w:start w:val="single" w:sz="8" w:space="0" w:color="000000"/>
-              <w:bottom w:val="single" w:sz="8" w:space="0" w:color="000000"/>
-              <w:end w:val="single" w:sz="8" w:space="0" w:color="000000"/>
-            </w:tcBorders>
-            <w:vAlign w:val="center"/>
-          </w:tcPr>
-          <w:p>
-            <w:pPr>
-              <w:pStyle w:val="Normal"/>
-              <w:spacing w:lineRule="exact" w:line="320"/>
-              <w:jc w:val="center"/>
-              <w:rPr>
-                <w:szCs w:val="28"/>
-              </w:rPr>
-            </w:pPr>
-            <w:r>
-              <w:rPr>
-                <w:szCs w:val="28"/>
-              </w:rPr>
-            </w:r>
-          </w:p>
-        </w:tc>
-        <w:tc>
-          <w:tcPr>
-            <w:tcW w:w="4731" w:type="dxa"/>
-            <w:gridSpan w:val="3"/>
-            <w:tcBorders>
-              <w:top w:val="single" w:sz="8" w:space="0" w:color="000000"/>
-              <w:start w:val="single" w:sz="8" w:space="0" w:color="000000"/>
-              <w:bottom w:val="single" w:sz="8" w:space="0" w:color="000000"/>
-              <w:end w:val="single" w:sz="12" w:space="0" w:color="000000"/>
-            </w:tcBorders>
-            <w:vAlign w:val="center"/>
-          </w:tcPr>
-          <w:p>
-            <w:pPr>
-              <w:pStyle w:val="Normal"/>
-              <w:spacing w:lineRule="exact" w:line="320"/>
-              <w:rPr>
-                <w:szCs w:val="28"/>
-              </w:rPr>
-            </w:pPr>
-            <w:r>
-              <w:rPr>
-                <w:szCs w:val="28"/>
-              </w:rPr>
-            </w:r>
-          </w:p>
-        </w:tc>
-      </w:tr>
-      <w:tr>
-        <w:trPr>
-          <w:trHeight w:val="697" w:hRule="exact"/>
-          <w:cantSplit/>
-        </w:trPr>
-        <w:tc>
-          <w:tcPr>
-            <w:tcW w:w="742" w:type="dxa"/>
-            <w:vMerge w:val="continue"/>
-            <w:tcBorders>
-              <w:top w:val="single" w:sz="8" w:space="0" w:color="000000"/>
-              <w:start w:val="single" w:sz="12" w:space="0" w:color="000000"/>
-              <w:bottom w:val="single" w:sz="8" w:space="0" w:color="000000"/>
-              <w:end w:val="single" w:sz="8" w:space="0" w:color="000000"/>
-            </w:tcBorders>
-            <w:vAlign w:val="center"/>
-          </w:tcPr>
-          <w:p>
-            <w:pPr>
-              <w:pStyle w:val="Normal"/>
-              <w:spacing w:lineRule="atLeast" w:line="0"/>
-              <w:ind w:start="113" w:end="113"/>
-              <w:jc w:val="center"/>
-              <w:rPr>
-                <w:rFonts w:hint="eastAsia"/>
-                <w:sz w:val="24"/>
-                <w:szCs w:val="28"/>
-              </w:rPr>
-            </w:pPr>
-            <w:r>
-              <w:rPr>
-                <w:rFonts w:hint="eastAsia"/>
-                <w:sz w:val="24"/>
-                <w:szCs w:val="28"/>
-              </w:rPr>
-            </w:r>
-          </w:p>
-        </w:tc>
-        <w:tc>
-          <w:tcPr>
-            <w:tcW w:w="1092" w:type="dxa"/>
-            <w:tcBorders>
-              <w:top w:val="single" w:sz="8" w:space="0" w:color="000000"/>
-              <w:start w:val="single" w:sz="8" w:space="0" w:color="000000"/>
-              <w:bottom w:val="single" w:sz="8" w:space="0" w:color="000000"/>
-              <w:end w:val="single" w:sz="8" w:space="0" w:color="000000"/>
-            </w:tcBorders>
-            <w:vAlign w:val="center"/>
-          </w:tcPr>
-          <w:p>
-            <w:pPr>
-              <w:pStyle w:val="Normal"/>
-              <w:spacing w:lineRule="exact" w:line="320"/>
-              <w:jc w:val="center"/>
-              <w:rPr>
-                <w:rFonts w:hint="eastAsia"/>
-                <w:sz w:val="24"/>
-                <w:szCs w:val="28"/>
-              </w:rPr>
-            </w:pPr>
-            <w:r>
-              <w:rPr>
-                <w:rFonts w:hint="eastAsia"/>
-                <w:sz w:val="24"/>
-                <w:szCs w:val="28"/>
-              </w:rPr>
-            </w:r>
-          </w:p>
-        </w:tc>
-        <w:tc>
-          <w:tcPr>
-            <w:tcW w:w="1274" w:type="dxa"/>
-            <w:tcBorders>
-              <w:top w:val="single" w:sz="8" w:space="0" w:color="000000"/>
-              <w:start w:val="single" w:sz="8" w:space="0" w:color="000000"/>
-              <w:bottom w:val="single" w:sz="8" w:space="0" w:color="000000"/>
-              <w:end w:val="single" w:sz="8" w:space="0" w:color="000000"/>
-            </w:tcBorders>
-            <w:vAlign w:val="center"/>
-          </w:tcPr>
-          <w:p>
-            <w:pPr>
-              <w:pStyle w:val="Normal"/>
-              <w:kinsoku w:val="false"/>
-              <w:spacing w:lineRule="exact" w:line="320"/>
-              <w:jc w:val="center"/>
-              <w:rPr>
-                <w:szCs w:val="28"/>
-              </w:rPr>
-            </w:pPr>
-            <w:r>
-              <w:rPr>
-                <w:szCs w:val="28"/>
-              </w:rPr>
-            </w:r>
-          </w:p>
-        </w:tc>
-        <w:tc>
-          <w:tcPr>
-            <w:tcW w:w="574" w:type="dxa"/>
-            <w:tcBorders>
-              <w:top w:val="single" w:sz="8" w:space="0" w:color="000000"/>
-              <w:start w:val="single" w:sz="8" w:space="0" w:color="000000"/>
-              <w:bottom w:val="single" w:sz="8" w:space="0" w:color="000000"/>
-              <w:end w:val="single" w:sz="8" w:space="0" w:color="000000"/>
-            </w:tcBorders>
-            <w:vAlign w:val="center"/>
-          </w:tcPr>
-          <w:p>
-            <w:pPr>
-              <w:pStyle w:val="Normal"/>
-              <w:spacing w:lineRule="exact" w:line="320"/>
-              <w:jc w:val="center"/>
-              <w:rPr>
-                <w:szCs w:val="28"/>
-              </w:rPr>
-            </w:pPr>
-            <w:r>
-              <w:rPr>
-                <w:szCs w:val="28"/>
-              </w:rPr>
-            </w:r>
-          </w:p>
-        </w:tc>
-        <w:tc>
-          <w:tcPr>
-            <w:tcW w:w="1008" w:type="dxa"/>
-            <w:tcBorders>
-              <w:top w:val="single" w:sz="8" w:space="0" w:color="000000"/>
-              <w:start w:val="single" w:sz="8" w:space="0" w:color="000000"/>
-              <w:bottom w:val="single" w:sz="8" w:space="0" w:color="000000"/>
-              <w:end w:val="single" w:sz="8" w:space="0" w:color="000000"/>
-            </w:tcBorders>
-            <w:vAlign w:val="center"/>
-          </w:tcPr>
-          <w:p>
-            <w:pPr>
-              <w:pStyle w:val="Normal"/>
-              <w:spacing w:lineRule="exact" w:line="320"/>
-              <w:jc w:val="center"/>
-              <w:rPr>
-                <w:szCs w:val="28"/>
-              </w:rPr>
-            </w:pPr>
-            <w:r>
-              <w:rPr>
-                <w:szCs w:val="28"/>
-              </w:rPr>
-            </w:r>
-          </w:p>
-        </w:tc>
-        <w:tc>
-          <w:tcPr>
-            <w:tcW w:w="4731" w:type="dxa"/>
-            <w:gridSpan w:val="3"/>
-            <w:tcBorders>
-              <w:top w:val="single" w:sz="8" w:space="0" w:color="000000"/>
-              <w:start w:val="single" w:sz="8" w:space="0" w:color="000000"/>
-              <w:bottom w:val="single" w:sz="8" w:space="0" w:color="000000"/>
-              <w:end w:val="single" w:sz="12" w:space="0" w:color="000000"/>
-            </w:tcBorders>
-            <w:vAlign w:val="center"/>
-          </w:tcPr>
-          <w:p>
-            <w:pPr>
-              <w:pStyle w:val="Normal"/>
-              <w:spacing w:lineRule="exact" w:line="320"/>
-              <w:rPr>
-                <w:szCs w:val="28"/>
-              </w:rPr>
-            </w:pPr>
-            <w:r>
-              <w:rPr>
-                <w:szCs w:val="28"/>
-              </w:rPr>
             </w:r>
           </w:p>
         </w:tc>

--- a/templates/output.docx
+++ b/templates/output.docx
@@ -1407,7 +1407,7 @@
                 <w:rFonts w:hint="eastAsia"/>
                 <w:szCs w:val="28"/>
               </w:rPr>
-              <w:t>{QuanRiZhiJiaoYu_XueLi}</w:t>
+              <w:t xml:space="preserve">{QuanRiZhiJiaoYu_XueLi}\n{QuanRiZhiJiaoYu_XueWei}</w:t>
             </w:r>
           </w:p>
         </w:tc>
@@ -1479,7 +1479,7 @@
             </w:pPr>
             <w:r>
               <w:rPr/>
-              <w:t>{QuanRiZhiJiaoYu_XueLi_BiYeYuanXiaoXi}</w:t>
+              <w:t xml:space="preserve">{QuanRiZhiJiaoYu_XueLi_BiYeYuanXiaoXi}\n{QuanRiZhiJiaoYu_XueWei_BiYeYuanXiaoXi}</w:t>
             </w:r>
           </w:p>
           <w:p>
@@ -1759,7 +1759,7 @@
                 <w:rFonts w:hint="eastAsia"/>
                 <w:szCs w:val="28"/>
               </w:rPr>
-              <w:t>{ZaiZhiJiaoYu_XueLi}</w:t>
+              <w:t xml:space="preserve">{ZaiZhiJiaoYu_XueLi}\n{ZaiZhiJiaoYu_XueWei}</w:t>
             </w:r>
           </w:p>
         </w:tc>
@@ -1831,7 +1831,7 @@
             </w:pPr>
             <w:r>
               <w:rPr/>
-              <w:t>{ZaiZhiJiaoYu_XueLi_BiYeYuanXiaoXi}</w:t>
+              <w:t xml:space="preserve">{ZaiZhiJiaoYu_XueLi_BiYeYuanXiaoXi}\n{ZaiZhiJiaoYu_XueWei_BiYeYuanXiaoXi}</w:t>
             </w:r>
           </w:p>
           <w:p>

--- a/templates/output.docx
+++ b/templates/output.docx
@@ -1407,7 +1407,8 @@
                 <w:rFonts w:hint="eastAsia"/>
                 <w:szCs w:val="28"/>
               </w:rPr>
-              <w:t xml:space="preserve">{QuanRiZhiJiaoYu_XueLi}\n{QuanRiZhiJiaoYu_XueWei}</w:t>
+              <w:t xml:space="preserve">{QuanRiZhiJiaoYu_XueLi}
+{QuanRiZhiJiaoYu_XueWei}</w:t>
             </w:r>
           </w:p>
         </w:tc>
@@ -1479,7 +1480,8 @@
             </w:pPr>
             <w:r>
               <w:rPr/>
-              <w:t xml:space="preserve">{QuanRiZhiJiaoYu_XueLi_BiYeYuanXiaoXi}\n{QuanRiZhiJiaoYu_XueWei_BiYeYuanXiaoXi}</w:t>
+              <w:t xml:space="preserve">{QuanRiZhiJiaoYu_XueLi_BiYeYuanXiaoXi}
+{QuanRiZhiJiaoYu_XueWei_BiYeYuanXiaoXi}</w:t>
             </w:r>
           </w:p>
           <w:p>
@@ -1759,7 +1761,8 @@
                 <w:rFonts w:hint="eastAsia"/>
                 <w:szCs w:val="28"/>
               </w:rPr>
-              <w:t xml:space="preserve">{ZaiZhiJiaoYu_XueLi}\n{ZaiZhiJiaoYu_XueWei}</w:t>
+              <w:t xml:space="preserve">{ZaiZhiJiaoYu_XueLi}
+{ZaiZhiJiaoYu_XueWei}</w:t>
             </w:r>
           </w:p>
         </w:tc>
@@ -1831,7 +1834,8 @@
             </w:pPr>
             <w:r>
               <w:rPr/>
-              <w:t xml:space="preserve">{ZaiZhiJiaoYu_XueLi_BiYeYuanXiaoXi}\n{ZaiZhiJiaoYu_XueWei_BiYeYuanXiaoXi}</w:t>
+              <w:t xml:space="preserve">{ZaiZhiJiaoYu_XueLi_BiYeYuanXiaoXi}
+{ZaiZhiJiaoYu_XueWei_BiYeYuanXiaoXi}</w:t>
             </w:r>
           </w:p>
           <w:p>

--- a/templates/output.docx
+++ b/templates/output.docx
@@ -1407,8 +1407,7 @@
                 <w:rFonts w:hint="eastAsia"/>
                 <w:szCs w:val="28"/>
               </w:rPr>
-              <w:t xml:space="preserve">{QuanRiZhiJiaoYu_XueLi}
-{QuanRiZhiJiaoYu_XueWei}</w:t>
+              <w:t>{QuanRiZhiJiaoYu_XueLi}</w:t>
             </w:r>
           </w:p>
         </w:tc>
@@ -1480,8 +1479,7 @@
             </w:pPr>
             <w:r>
               <w:rPr/>
-              <w:t xml:space="preserve">{QuanRiZhiJiaoYu_XueLi_BiYeYuanXiaoXi}
-{QuanRiZhiJiaoYu_XueWei_BiYeYuanXiaoXi}</w:t>
+              <w:t>{QuanRiZhiJiaoYu_XueLi_BiYeYuanXiaoXi}</w:t>
             </w:r>
           </w:p>
           <w:p>
@@ -1761,8 +1759,7 @@
                 <w:rFonts w:hint="eastAsia"/>
                 <w:szCs w:val="28"/>
               </w:rPr>
-              <w:t xml:space="preserve">{ZaiZhiJiaoYu_XueLi}
-{ZaiZhiJiaoYu_XueWei}</w:t>
+              <w:t>{ZaiZhiJiaoYu_XueLi}</w:t>
             </w:r>
           </w:p>
         </w:tc>
@@ -1834,8 +1831,7 @@
             </w:pPr>
             <w:r>
               <w:rPr/>
-              <w:t xml:space="preserve">{ZaiZhiJiaoYu_XueLi_BiYeYuanXiaoXi}
-{ZaiZhiJiaoYu_XueWei_BiYeYuanXiaoXi}</w:t>
+              <w:t>{ZaiZhiJiaoYu_XueLi_BiYeYuanXiaoXi}</w:t>
             </w:r>
           </w:p>
           <w:p>

--- a/templates/output.docx
+++ b/templates/output.docx
@@ -606,7 +606,7 @@
             <w:bookmarkEnd w:id="3"/>
             <w:r>
               <w:rPr/>
-              <w:t>照  片</w:t>
+              <w:t>{%ZhaoPian}</w:t>
             </w:r>
           </w:p>
         </w:tc>

--- a/templates/output.docx
+++ b/templates/output.docx
@@ -332,7 +332,7 @@
       </w:tblGrid>
       <w:tr>
         <w:trPr>
-          <w:trHeight w:val="709" w:hRule="exact"/>
+          <w:trHeight w:val="582" w:hRule="exact"/>
         </w:trPr>
         <w:tc>
           <w:tcPr>
@@ -613,7 +613,7 @@
       </w:tr>
       <w:tr>
         <w:trPr>
-          <w:trHeight w:val="692" w:hRule="exact"/>
+          <w:trHeight w:val="567" w:hRule="exact"/>
         </w:trPr>
         <w:tc>
           <w:tcPr>
@@ -830,7 +830,7 @@
       </w:tr>
       <w:tr>
         <w:trPr>
-          <w:trHeight w:val="680" w:hRule="exact"/>
+          <w:trHeight w:val="558" w:hRule="exact"/>
         </w:trPr>
         <w:tc>
           <w:tcPr>
@@ -1084,7 +1084,7 @@
       </w:tr>
       <w:tr>
         <w:trPr>
-          <w:trHeight w:val="709" w:hRule="exact"/>
+          <w:trHeight w:val="582" w:hRule="exact"/>
         </w:trPr>
         <w:tc>
           <w:tcPr>
@@ -1279,7 +1279,7 @@
       </w:tr>
       <w:tr>
         <w:trPr>
-          <w:trHeight w:val="346" w:hRule="exact"/>
+          <w:trHeight w:val="283" w:hRule="exact"/>
         </w:trPr>
         <w:tc>
           <w:tcPr>
@@ -1496,7 +1496,7 @@
       </w:tr>
       <w:tr>
         <w:trPr>
-          <w:trHeight w:val="346" w:hRule="exact"/>
+          <w:trHeight w:val="283" w:hRule="exact"/>
         </w:trPr>
         <w:tc>
           <w:tcPr>
@@ -1651,7 +1651,7 @@
       </w:tr>
       <w:tr>
         <w:trPr>
-          <w:trHeight w:val="346" w:hRule="exact"/>
+          <w:trHeight w:val="283" w:hRule="exact"/>
         </w:trPr>
         <w:tc>
           <w:tcPr>
@@ -1848,7 +1848,7 @@
       </w:tr>
       <w:tr>
         <w:trPr>
-          <w:trHeight w:val="346" w:hRule="exact"/>
+          <w:trHeight w:val="283" w:hRule="exact"/>
         </w:trPr>
         <w:tc>
           <w:tcPr>
@@ -2002,7 +2002,7 @@
       </w:tr>
       <w:tr>
         <w:trPr>
-          <w:trHeight w:val="709" w:hRule="exact"/>
+          <w:trHeight w:val="582" w:hRule="exact"/>
         </w:trPr>
         <w:tc>
           <w:tcPr>
@@ -2070,7 +2070,7 @@
       </w:tr>
       <w:tr>
         <w:trPr>
-          <w:trHeight w:val="709" w:hRule="exact"/>
+          <w:trHeight w:val="582" w:hRule="exact"/>
         </w:trPr>
         <w:tc>
           <w:tcPr>
@@ -2138,7 +2138,7 @@
       </w:tr>
       <w:tr>
         <w:trPr>
-          <w:trHeight w:val="709" w:hRule="exact"/>
+          <w:trHeight w:val="582" w:hRule="exact"/>
         </w:trPr>
         <w:tc>
           <w:tcPr>

--- a/templates/output.docx
+++ b/templates/output.docx
@@ -332,7 +332,7 @@
       </w:tblGrid>
       <w:tr>
         <w:trPr>
-          <w:trHeight w:val="582" w:hRule="exact"/>
+          <w:trHeight w:val="709" w:hRule="exact"/>
         </w:trPr>
         <w:tc>
           <w:tcPr>
@@ -613,7 +613,7 @@
       </w:tr>
       <w:tr>
         <w:trPr>
-          <w:trHeight w:val="567" w:hRule="exact"/>
+          <w:trHeight w:val="692" w:hRule="exact"/>
         </w:trPr>
         <w:tc>
           <w:tcPr>
@@ -830,7 +830,7 @@
       </w:tr>
       <w:tr>
         <w:trPr>
-          <w:trHeight w:val="558" w:hRule="exact"/>
+          <w:trHeight w:val="680" w:hRule="exact"/>
         </w:trPr>
         <w:tc>
           <w:tcPr>
@@ -1084,7 +1084,7 @@
       </w:tr>
       <w:tr>
         <w:trPr>
-          <w:trHeight w:val="582" w:hRule="exact"/>
+          <w:trHeight w:val="709" w:hRule="exact"/>
         </w:trPr>
         <w:tc>
           <w:tcPr>
@@ -1279,7 +1279,7 @@
       </w:tr>
       <w:tr>
         <w:trPr>
-          <w:trHeight w:val="283" w:hRule="exact"/>
+          <w:trHeight w:val="346" w:hRule="exact"/>
         </w:trPr>
         <w:tc>
           <w:tcPr>
@@ -1496,7 +1496,7 @@
       </w:tr>
       <w:tr>
         <w:trPr>
-          <w:trHeight w:val="283" w:hRule="exact"/>
+          <w:trHeight w:val="346" w:hRule="exact"/>
         </w:trPr>
         <w:tc>
           <w:tcPr>
@@ -1651,7 +1651,7 @@
       </w:tr>
       <w:tr>
         <w:trPr>
-          <w:trHeight w:val="283" w:hRule="exact"/>
+          <w:trHeight w:val="346" w:hRule="exact"/>
         </w:trPr>
         <w:tc>
           <w:tcPr>
@@ -1848,7 +1848,7 @@
       </w:tr>
       <w:tr>
         <w:trPr>
-          <w:trHeight w:val="283" w:hRule="exact"/>
+          <w:trHeight w:val="346" w:hRule="exact"/>
         </w:trPr>
         <w:tc>
           <w:tcPr>
@@ -2002,7 +2002,7 @@
       </w:tr>
       <w:tr>
         <w:trPr>
-          <w:trHeight w:val="582" w:hRule="exact"/>
+          <w:trHeight w:val="709" w:hRule="exact"/>
         </w:trPr>
         <w:tc>
           <w:tcPr>
@@ -2070,7 +2070,7 @@
       </w:tr>
       <w:tr>
         <w:trPr>
-          <w:trHeight w:val="582" w:hRule="exact"/>
+          <w:trHeight w:val="709" w:hRule="exact"/>
         </w:trPr>
         <w:tc>
           <w:tcPr>
@@ -2138,7 +2138,7 @@
       </w:tr>
       <w:tr>
         <w:trPr>
-          <w:trHeight w:val="582" w:hRule="exact"/>
+          <w:trHeight w:val="709" w:hRule="exact"/>
         </w:trPr>
         <w:tc>
           <w:tcPr>

--- a/templates/output.docx
+++ b/templates/output.docx
@@ -555,14 +555,8 @@
                 <w:rFonts w:hint="eastAsia"/>
                 <w:szCs w:val="28"/>
               </w:rPr>
-              <w:t>{ChuShengNianYue}</w:t>
-            </w:r>
-            <w:r>
-              <w:rPr>
-                <w:rFonts w:hint="eastAsia"/>
-                <w:szCs w:val="28"/>
-              </w:rPr>
-              <w:t>（{NianLing}岁）</w:t>
+              <w:t xml:space="preserve">{ChuShengNianYue}
+{NianLing}</w:t>
             </w:r>
           </w:p>
           <w:p>
@@ -3266,7 +3260,8 @@
               <w:rPr>
                 <w:szCs w:val="28"/>
               </w:rPr>
-              <w:t>{NianLing}</w:t>
+              <w:t xml:space="preserve">{ChuShengRiQi}
+{NianLing}</w:t>
             </w:r>
           </w:p>
         </w:tc>

--- a/templates/output.docx
+++ b/templates/output.docx
@@ -3836,7 +3836,7 @@
                 <w:spacing w:val="20"/>
                 <w:szCs w:val="28"/>
               </w:rPr>
-              <w:t>年  月  日</w:t>
+              <w:t>{TianBiaoShiJian_Y}年  {TianBiaoShiJian_M}月  {TianBiaoShiJian_D}日</w:t>
             </w:r>
           </w:p>
         </w:tc>
@@ -3857,7 +3857,7 @@
           <w:rFonts w:hint="eastAsia"/>
           <w:szCs w:val="28"/>
         </w:rPr>
-        <w:t>填表人：</w:t>
+        <w:t>填表人：{TianBiaoRen}</w:t>
       </w:r>
     </w:p>
     <w:sectPr>
